--- a/2026-07-19 — הַמַּפִּיל, הריני מוחל, וסדר המהר״ם מרוטנבורג — עברית — styled.docx
+++ b/2026-07-19 — הַמַּפִּיל, הריני מוחל, וסדר המהר״ם מרוטנבורג — עברית — styled.docx
@@ -7035,11 +7035,11 @@
         <w:rPr>
           <w:rFonts w:ascii="Georgia" w:hAnsi="Georgia" w:cs="SBL Hebrew" w:eastAsia="Georgia"/>
           <w:b w:val="0"/>
-          <w:i w:val="0"/>
+          <w:i/>
           <w:color w:val="1A1A1A"/>
           <w:sz w:val="21"/>
         </w:rPr>
-        <w:t>ספירת שישים האותיות בברכת כהנים — מפרשים ומקובלים מסורתיים.</w:t>
+        <w:t>במדבר רבה י"א:ג'</w:t>
       </w:r>
       <w:r>
         <w:rPr>
@@ -7049,49 +7049,118 @@
           <w:color w:val="1A1A1A"/>
           <w:sz w:val="21"/>
         </w:rPr>
-        <w:t>— המסורת של ספירת שישים אותיות בדיוק בברכת כהנים בת שלושת הפסוקים ומיפויין על שישים הגיבורים של שיר השירים ג' פסוק ז' (ראה fn19) נשמרת על פני כמה מפרשים ומקובלים. הספירה תלויה במסורות אורתוגרפיות מסוימות ובקונבנציות הגייה; מערכות ספירת אותיות שונות מפיקות סה"כ מעט שונים, וה"שישים" נשמר על ידי הספירה המקובלת ביותר. המיפוי משרת את הטענה המבנית שאמירת ברכת כהנים בעת השינה מציבה שישים גיבורים רוחניים סביב מיטת הישן. המקור המדויק במפרשים לא ניתן בשיעור.</w:t>
-      </w:r>
-    </w:p>
-    <w:tbl>
-      <w:tblPr>
-        <w:tblW w:type="auto" w:w="0"/>
-        <w:tblLook w:firstColumn="1" w:firstRow="1" w:lastColumn="0" w:lastRow="0" w:noHBand="0" w:noVBand="1" w:val="04A0"/>
-        <w:tblInd w:w="480" w:type="dxa"/>
-      </w:tblPr>
-      <w:tblGrid>
-        <w:gridCol w:w="9406"/>
-      </w:tblGrid>
-      <w:tr>
-        <w:tc>
-          <w:tcPr>
-            <w:tcW w:type="dxa" w:w="8220"/>
-            <w:shd w:val="clear" w:color="auto" w:fill="faf3df"/>
-            <w:tcBorders>
-              <w:left w:val="single" w:sz="10" w:color="d4a017"/>
-            </w:tcBorders>
-          </w:tcPr>
-          <w:p>
-            <w:pPr>
-              <w:spacing w:before="0" w:after="0" w:line="312" w:lineRule="auto"/>
-            </w:pPr>
-            <w:r>
-              <w:rPr>
-                <w:rFonts w:ascii="Georgia" w:hAnsi="Georgia" w:cs="SBL Hebrew" w:eastAsia="Georgia"/>
-                <w:b w:val="0"/>
-                <w:i w:val="0"/>
-                <w:color w:val="3B3B3B"/>
-                <w:sz w:val="20"/>
-              </w:rPr>
-              <w:t>מנין האותיות של ברכת כהנים כשישים בדיוק תלוי בקונבנציות אורתוגרפיות והגייה מסוימות ולא מחזיק תחת כל מערכות הספירה. המסורת נשמרת על פני מפרשים רבים אבל המקור המסוים לדרשת "60 אותיות = 60 גיבורים" לא זוהה בשיעור. יש לאמת מול מקורות סטנדרטיים על גימטריה ומנייני האותיות של ברכת כהנים לפני ציטוט פורמלי.</w:t>
-            </w:r>
-          </w:p>
-        </w:tc>
-      </w:tr>
-    </w:tbl>
-    <w:p>
-      <w:pPr>
-        <w:spacing w:before="0" w:after="80"/>
-      </w:pPr>
+        <w:t xml:space="preserve"> — "ששים גבורים סביב לה — אלו ששים אותיות שבברכת כהנים" (ר' שמלאי).</w:t>
+      </w:r>
+      <w:r>
+        <w:rPr>
+          <w:rFonts w:ascii="Georgia" w:hAnsi="Georgia" w:cs="SBL Hebrew" w:eastAsia="Georgia"/>
+          <w:b w:val="0"/>
+          <w:i w:val="0"/>
+          <w:color w:val="1A1A1A"/>
+          <w:sz w:val="21"/>
+        </w:rPr>
+        <w:t xml:space="preserve">— המקור העיקרי בחז"ל לדרשה המזהה את שישים הגיבורים של </w:t>
+      </w:r>
+      <w:r>
+        <w:rPr>
+          <w:rFonts w:ascii="Georgia" w:hAnsi="Georgia" w:cs="SBL Hebrew" w:eastAsia="Georgia"/>
+          <w:b w:val="0"/>
+          <w:i/>
+          <w:color w:val="1A1A1A"/>
+          <w:sz w:val="21"/>
+        </w:rPr>
+        <w:t>שיר השירים ג' פסוק ז'</w:t>
+      </w:r>
+      <w:r>
+        <w:rPr>
+          <w:rFonts w:ascii="Georgia" w:hAnsi="Georgia" w:cs="SBL Hebrew" w:eastAsia="Georgia"/>
+          <w:b w:val="0"/>
+          <w:i w:val="0"/>
+          <w:color w:val="1A1A1A"/>
+          <w:sz w:val="21"/>
+        </w:rPr>
+        <w:t xml:space="preserve"> עם שישים האותיות של ברכת כהנים הוא </w:t>
+      </w:r>
+      <w:r>
+        <w:rPr>
+          <w:rFonts w:ascii="Georgia" w:hAnsi="Georgia" w:cs="SBL Hebrew" w:eastAsia="Georgia"/>
+          <w:b/>
+          <w:i w:val="0"/>
+          <w:color w:val="1A1A1A"/>
+          <w:sz w:val="21"/>
+        </w:rPr>
+        <w:t>במדבר רבה פרשה י"א סימן ג'</w:t>
+      </w:r>
+      <w:r>
+        <w:rPr>
+          <w:rFonts w:ascii="Georgia" w:hAnsi="Georgia" w:cs="SBL Hebrew" w:eastAsia="Georgia"/>
+          <w:b w:val="0"/>
+          <w:i w:val="0"/>
+          <w:color w:val="1A1A1A"/>
+          <w:sz w:val="21"/>
+        </w:rPr>
+        <w:t xml:space="preserve">, בדרשתו המורחבת של </w:t>
+      </w:r>
+      <w:r>
+        <w:rPr>
+          <w:rFonts w:ascii="Georgia" w:hAnsi="Georgia" w:cs="SBL Hebrew" w:eastAsia="Georgia"/>
+          <w:b/>
+          <w:i w:val="0"/>
+          <w:color w:val="1A1A1A"/>
+          <w:sz w:val="21"/>
+        </w:rPr>
+        <w:t>ר' שמלאי</w:t>
+      </w:r>
+      <w:r>
+        <w:rPr>
+          <w:rFonts w:ascii="Georgia" w:hAnsi="Georgia" w:cs="SBL Hebrew" w:eastAsia="Georgia"/>
+          <w:b w:val="0"/>
+          <w:i w:val="0"/>
+          <w:color w:val="1A1A1A"/>
+          <w:sz w:val="21"/>
+        </w:rPr>
+        <w:t xml:space="preserve"> על פרשת ברכת כהנים. על הביטוי </w:t>
+      </w:r>
+      <w:r>
+        <w:rPr>
+          <w:rFonts w:ascii="Georgia" w:hAnsi="Georgia" w:cs="SBL Hebrew" w:eastAsia="Georgia"/>
+          <w:b w:val="0"/>
+          <w:i/>
+          <w:color w:val="1A1A1A"/>
+          <w:sz w:val="21"/>
+        </w:rPr>
+        <w:t>ששים גבורים סביב לה</w:t>
+      </w:r>
+      <w:r>
+        <w:rPr>
+          <w:rFonts w:ascii="Georgia" w:hAnsi="Georgia" w:cs="SBL Hebrew" w:eastAsia="Georgia"/>
+          <w:b w:val="0"/>
+          <w:i w:val="0"/>
+          <w:color w:val="1A1A1A"/>
+          <w:sz w:val="21"/>
+        </w:rPr>
+        <w:t xml:space="preserve"> המדרש אומר במפורש: </w:t>
+      </w:r>
+      <w:r>
+        <w:rPr>
+          <w:rFonts w:ascii="Georgia" w:hAnsi="Georgia" w:cs="SBL Hebrew" w:eastAsia="Georgia"/>
+          <w:b w:val="0"/>
+          <w:i/>
+          <w:color w:val="1A1A1A"/>
+          <w:sz w:val="21"/>
+        </w:rPr>
+        <w:t>אלו ששים אותיות שבברכת כהנים</w:t>
+      </w:r>
+      <w:r>
+        <w:rPr>
+          <w:rFonts w:ascii="Georgia" w:hAnsi="Georgia" w:cs="SBL Hebrew" w:eastAsia="Georgia"/>
+          <w:b w:val="0"/>
+          <w:i w:val="0"/>
+          <w:color w:val="1A1A1A"/>
+          <w:sz w:val="21"/>
+        </w:rPr>
+        <w:t>. אותה דרשה ממשיכה שאפילו מי שחלם שחרב חותכת את ירכו, יקום בהשכמה לשמוע ברכת כהנים ולא יבוא לו כל נזק — מעגן את היישום של שמירה לילית. מנין האותיות המדויק של שישים תלוי בקונבנציות אורתוגרפיות סטנדרטיות (יְבָרֶכְךָ... וְיִשְׁמְרֶךָ / יָאֵר... וִיחֻנֶּךָּ / יִשָּׂא... וְיָשֵׂם לְךָ שָׁלוֹם); מערכות ספירה שונות מפיקות סה"כ מעט שונים, וה"שישים" נשמר על ידי הספירה שהמדרש רבה עצמו מניח.</w:t>
+      </w:r>
     </w:p>
     <w:p>
       <w:pPr>
